--- a/report/18-example-report.docx
+++ b/report/18-example-report.docx
@@ -125,7 +125,7 @@
         </w:r>
       </w:hyperlink>
       <w:r>
-        <w:t xml:space="preserve">). THA patients were more often women (38 of 53, 71.7%, against 33 of 67, 49.3%; SMD 0.47), and TKA patients started with a pre-op score 2.9 points higher (51.0 against 48.1 points; SMD 0.26).</w:t>
+        <w:t xml:space="preserve">). Women made up 38 of 53 THA patients (71.7%) and 33 of 67 TKA patients (49.3%; SMD 0.47). The mean pre-op score was 48.1 points (SD 11.5) in THA patients and 51.0 points (SD 11.8) in TKA patients (SMD 0.26).</w:t>
       </w:r>
     </w:p>
     <w:p>
@@ -133,7 +133,7 @@
         <w:pStyle w:val="BodyText"/>
       </w:pPr>
       <w:r>
-        <w:t xml:space="preserve">Both scores were available for 93 patients (77.5%): 46 of 53 after THA (86.8%) and 47 of 67 after TKA (70.1%). The score improved by a mean of 42.4 points (SD 13.0) after THA and 33.4 points (SD 13.9) after TKA, a difference of 9.0 points (95% CI 3.5 to 14.6; Hedges’ g 0.66, 95% CI 0.25 to 1.08; p = 0.002). At 1 year, 15 of 46 THA patients (32.6%) and 7 of 47 TKA patients (14.9%) had the maximum score.</w:t>
+        <w:t xml:space="preserve">Both scores were available for 93 patients (77.5%): 46 of 53 after THA (86.8%) and 47 of 67 after TKA (70.1%). The mean change in score was 42.4 points (SD 13.0) after THA and 33.4 points (SD 13.9) after TKA (difference 9.0 points, 95% CI 3.5 to 14.6; Hedges’ g 0.66, 95% CI 0.25 to 1.08; p = 0.002). At 1 year, 15 of 46 THA patients (32.6%) and 7 of 47 TKA patients (14.9%) had the maximum score.</w:t>
       </w:r>
     </w:p>
     <w:p>
